--- a/Group 3 - Practical Activity Assessment-20260304T061643Z-1-001/Group 3 - Practical Activity Assessment/Bullying.docx
+++ b/Group 3 - Practical Activity Assessment-20260304T061643Z-1-001/Group 3 - Practical Activity Assessment/Bullying.docx
@@ -267,7 +267,7 @@
         <w:t xml:space="preserve"> </w:t>
       </w:r>
       <w:r>
-        <w:t>Java</w:t>
+        <w:t>Python</w:t>
       </w:r>
     </w:p>
     <w:p>
@@ -329,7 +329,10 @@
         <w:t>Repository:</w:t>
       </w:r>
       <w:r>
-        <w:t xml:space="preserve"> https://github.com/jessamaebilloso-source/BullyingReportSystem</w:t>
+        <w:t xml:space="preserve"> </w:t>
+      </w:r>
+      <w:r>
+        <w:t>https://github.com/jessamaebilloso-source/BullyingReportSystem</w:t>
       </w:r>
     </w:p>
     <w:p>
